--- a/data/cvs/cv_12_Mitre_Media_Tech_Lead_Databricks_Data_Engineer.docx
+++ b/data/cvs/cv_12_Mitre_Media_Tech_Lead_Databricks_Data_Engineer.docx
@@ -86,7 +86,7 @@
         <w:rPr>
           <w:sz w:val="20"/>
         </w:rPr>
-        <w:t>Data Engineer with a background in full-stack development and AI engineering. I have experience building scalable applications, integrating APIs, and optimising front-end performance. Skilled in Python, SQL, and cloud technologies, with a focus on data modelling, ETL, and AI analytics. Currently, I'm leading the development of AI-powered systems at Copy Cat Group, including an SAP API integration and an AI tender scraping pipeline.</w:t>
+        <w:t>Full Stack Developer and AI Engineer with a diverse skill set spanning both technical and creative domains. I excel in Python, JavaScript, and SQL development, with a focus on building scalable, user-centric applications. My AI expertise includes model evaluation, prompt engineering, and dataset structuring, with hands-on experience in LLM-powered pipelines and agentic systems. Currently, I'm leading full-stack development and AI integration at Copy Cat Group, delivering production-ready solutions.</w:t>
       </w:r>
     </w:p>
     <w:p>
@@ -119,7 +119,7 @@
         <w:rPr>
           <w:sz w:val="20"/>
         </w:rPr>
-        <w:t>Python, JavaScript, SQL, PHP, Kotlin, Bash</w:t>
+        <w:t>Python, JavaScript, SQL, PHP, Kotlin, Bash, HTML, CSS</w:t>
       </w:r>
     </w:p>
     <w:p>
@@ -191,7 +191,7 @@
         <w:rPr>
           <w:sz w:val="20"/>
         </w:rPr>
-        <w:t>Prompt Engineering, LLM Evaluation, Data Annotation, Dataset Structuring</w:t>
+        <w:t>Gemini API, Groq API, Prompt Engineering, LLM Evaluation, Data Annotation, Dataset Structuring</w:t>
       </w:r>
     </w:p>
     <w:p>
@@ -227,7 +227,7 @@
         <w:rPr>
           <w:sz w:val="20"/>
         </w:rPr>
-        <w:t>Oracle Cloud, Google Cloud Platform, Git, CI/CD</w:t>
+        <w:t>Oracle Cloud, Google Cloud Platform, Git, GitHub, CI/CD</w:t>
       </w:r>
     </w:p>
     <w:p>
@@ -245,7 +245,7 @@
         <w:rPr>
           <w:sz w:val="20"/>
         </w:rPr>
-        <w:t>Databricks, Apache Spark, Delta Lake, DBT, AWS, GCP, S3, GCS, EMR, Dataproc, Glue, Dataflow, ETL Orchestration, Data Modeling, Dimensional, Schema-on-read, AI Analytics Enablement</w:t>
+        <w:t>Databricks, Apache Spark, Delta Lake, DBT, AWS, GCP, S3, GCS, EMR, Dataproc, Glue, Dataflow, ETL, ETL Orchestration, Data Modeling, Dimensional Modeling, Schema-on-read</w:t>
       </w:r>
     </w:p>
     <w:p>
@@ -263,7 +263,7 @@
         <w:rPr>
           <w:sz w:val="20"/>
         </w:rPr>
-        <w:t>Feature Stores, Inference-ready tables, ML, Vector Databases, Embedding Pipelines, Apache Airflow, Luigi, Dagster, DAG Orchestration, Looker, Tableau, Stripe's Vizier, Financial Markets, Equities, ETFs, Mutual Funds, Machine Learning Engineering</w:t>
+        <w:t>AI Analytics, Feature Stores, Vector Databases, Embedding Pipelines, Apache Airflow, Luigi, Dagster, DAG Orchestration, Looker, Tableau, Stripe's Vizier, Financial Markets, Equities, ETFs, Mutual Funds, Machine Learning Engineering, Agile, DevOps</w:t>
       </w:r>
     </w:p>
     <w:p>
@@ -313,7 +313,7 @@
         <w:rPr>
           <w:sz w:val="20"/>
         </w:rPr>
-        <w:t>Leading the development of an AI-powered tender scraping pipeline, automating tender discovery and processing.</w:t>
+        <w:t>Leading the integration of SAP APIs with an internal Credit Control System, automating processes for OA and IT business units.</w:t>
       </w:r>
     </w:p>
     <w:p>
@@ -325,7 +325,7 @@
         <w:rPr>
           <w:sz w:val="20"/>
         </w:rPr>
-        <w:t>Integrating SAP APIs with an internal Credit Control System, creating an automated system for OA and IT business units.</w:t>
+        <w:t>Designing and documenting enterprise architecture, including application, data, integration, and security layers for the Innovation Team.</w:t>
       </w:r>
     </w:p>
     <w:p>
@@ -337,7 +337,19 @@
         <w:rPr>
           <w:sz w:val="20"/>
         </w:rPr>
-        <w:t>Authoring technical documentation, including BRDs and SDDs, to define project scope and technical requirements.</w:t>
+        <w:t>Authoring business requirements and system design documents to define and deliver client-facing product initiatives.</w:t>
+      </w:r>
+    </w:p>
+    <w:p>
+      <w:pPr>
+        <w:pStyle w:val="ListBullet"/>
+        <w:spacing w:before="0" w:after="20"/>
+      </w:pPr>
+      <w:r>
+        <w:rPr>
+          <w:sz w:val="20"/>
+        </w:rPr>
+        <w:t>Building an AI-powered tender scraping pipeline, automating the discovery and processing of tender opportunities.</w:t>
       </w:r>
     </w:p>
     <w:p>
@@ -372,7 +384,31 @@
         <w:rPr>
           <w:sz w:val="20"/>
         </w:rPr>
-        <w:t>Generated accurate captions for multimodal datasets, improving model accuracy through difference-based training.</w:t>
+        <w:t>Train AI models by generating accurate difference-based captions for multimodal datasets</w:t>
+      </w:r>
+    </w:p>
+    <w:p>
+      <w:pPr>
+        <w:pStyle w:val="ListBullet"/>
+        <w:spacing w:before="0" w:after="20"/>
+      </w:pPr>
+      <w:r>
+        <w:rPr>
+          <w:sz w:val="20"/>
+        </w:rPr>
+        <w:t>Perform categorisation, bounding, consistency checks, and image-level validation to improve multimodal model accuracy</w:t>
+      </w:r>
+    </w:p>
+    <w:p>
+      <w:pPr>
+        <w:pStyle w:val="ListBullet"/>
+        <w:spacing w:before="0" w:after="20"/>
+      </w:pPr>
+      <w:r>
+        <w:rPr>
+          <w:sz w:val="20"/>
+        </w:rPr>
+        <w:t>Contribute high-quality annotated outputs that directly feed into production AI model training pipelines</w:t>
       </w:r>
     </w:p>
     <w:p>
@@ -407,7 +443,31 @@
         <w:rPr>
           <w:sz w:val="20"/>
         </w:rPr>
-        <w:t>Built and delivered full-stack solutions, optimising UI components and APIs for U.S. clients across sectors.</w:t>
+        <w:t>Developed and delivered full-stack solutions for U.S.-based clients across different sectors</w:t>
+      </w:r>
+    </w:p>
+    <w:p>
+      <w:pPr>
+        <w:pStyle w:val="ListBullet"/>
+        <w:spacing w:before="0" w:after="20"/>
+      </w:pPr>
+      <w:r>
+        <w:rPr>
+          <w:sz w:val="20"/>
+        </w:rPr>
+        <w:t>Built UI components, optimised APIs, and handled CMS-based website systems</w:t>
+      </w:r>
+    </w:p>
+    <w:p>
+      <w:pPr>
+        <w:pStyle w:val="ListBullet"/>
+        <w:spacing w:before="0" w:after="20"/>
+      </w:pPr>
+      <w:r>
+        <w:rPr>
+          <w:sz w:val="20"/>
+        </w:rPr>
+        <w:t>Collaborated with remote teams to debug, improve performance, and implement client feedback</w:t>
       </w:r>
     </w:p>
     <w:p>
@@ -442,7 +502,31 @@
         <w:rPr>
           <w:sz w:val="20"/>
         </w:rPr>
-        <w:t>Performed intent detection and slot tagging for health and agriculture AI systems, ensuring high-quality training data.</w:t>
+        <w:t>Annotated and evaluated datasets for health and agriculture AI systems</w:t>
+      </w:r>
+    </w:p>
+    <w:p>
+      <w:pPr>
+        <w:pStyle w:val="ListBullet"/>
+        <w:spacing w:before="0" w:after="20"/>
+      </w:pPr>
+      <w:r>
+        <w:rPr>
+          <w:sz w:val="20"/>
+        </w:rPr>
+        <w:t>Performed intent detection, slot tagging, utterance verification, and structured dataset creation</w:t>
+      </w:r>
+    </w:p>
+    <w:p>
+      <w:pPr>
+        <w:pStyle w:val="ListBullet"/>
+        <w:spacing w:before="0" w:after="20"/>
+      </w:pPr>
+      <w:r>
+        <w:rPr>
+          <w:sz w:val="20"/>
+        </w:rPr>
+        <w:t>Ensured annotation quality and consistency across multilingual and multimodal training data</w:t>
       </w:r>
     </w:p>
     <w:p>
